--- a/skola/udsp_semka/dokumentacia/PROGRAMATORSKA_DOKUMENTACIA.docx
+++ b/skola/udsp_semka/dokumentacia/PROGRAMATORSKA_DOKUMENTACIA.docx
@@ -15,120 +15,163 @@
       <w:pPr>
         <w:pStyle w:val="FirstParagraph"/>
       </w:pPr>
+      <w:proofErr w:type="spellStart"/>
       <w:r>
         <w:rPr>
           <w:b/>
           <w:bCs/>
         </w:rPr>
-        <w:t>Predmet:</w:t>
-      </w:r>
-      <w:r>
-        <w:t xml:space="preserve"> UDSP - Semestrálna práca</w:t>
-      </w:r>
-      <w:r>
-        <w:br/>
-      </w:r>
+        <w:t>Predmet</w:t>
+      </w:r>
+      <w:proofErr w:type="spellEnd"/>
       <w:r>
         <w:rPr>
           <w:b/>
           <w:bCs/>
         </w:rPr>
-        <w:t>Autor:</w:t>
-      </w:r>
-      <w:r>
-        <w:t xml:space="preserve"> </w:t>
-      </w:r>
-      <w:r>
-        <w:t>Patrik Garcarz</w:t>
-      </w:r>
+        <w:t>:</w:t>
+      </w:r>
+      <w:r>
+        <w:t xml:space="preserve"> UDSP - </w:t>
+      </w:r>
+      <w:proofErr w:type="spellStart"/>
+      <w:r>
+        <w:t>Semestrálna</w:t>
+      </w:r>
+      <w:proofErr w:type="spellEnd"/>
+      <w:r>
+        <w:t xml:space="preserve"> </w:t>
+      </w:r>
+      <w:proofErr w:type="spellStart"/>
+      <w:r>
+        <w:t>práca</w:t>
+      </w:r>
+      <w:proofErr w:type="spellEnd"/>
       <w:r>
         <w:br/>
       </w:r>
-      <w:proofErr w:type="spellStart"/>
       <w:r>
         <w:rPr>
           <w:b/>
           <w:bCs/>
         </w:rPr>
-        <w:t>Dátum</w:t>
-      </w:r>
-      <w:proofErr w:type="spellEnd"/>
+        <w:t>Autor:</w:t>
+      </w:r>
+      <w:r>
+        <w:t xml:space="preserve"> </w:t>
+      </w:r>
+      <w:r>
+        <w:t>Patrik Garcarz</w:t>
+      </w:r>
+      <w:r>
+        <w:br/>
+      </w:r>
+      <w:proofErr w:type="spellStart"/>
       <w:r>
         <w:rPr>
           <w:b/>
           <w:bCs/>
         </w:rPr>
-        <w:t>:</w:t>
-      </w:r>
-      <w:r>
-        <w:t xml:space="preserve"> Január 2026</w:t>
-      </w:r>
-    </w:p>
-    <w:p>
-      <w:r>
-        <w:pict w14:anchorId="15CB1F04">
-          <v:rect id="_x0000_i1502" style="width:0;height:1.5pt" o:hralign="center" o:hrstd="t" o:hr="t"/>
-        </w:pict>
-      </w:r>
-    </w:p>
-    <w:p>
-      <w:pPr>
-        <w:pStyle w:val="Heading2"/>
-      </w:pPr>
-      <w:bookmarkStart w:id="1" w:name="úvod"/>
-      <w:r>
-        <w:t>1. ÚVOD</w:t>
-      </w:r>
-    </w:p>
-    <w:p>
-      <w:pPr>
-        <w:pStyle w:val="FirstParagraph"/>
-      </w:pPr>
-      <w:r>
-        <w:t>Táto dokumentácia popisuje architektúru, použité technológie a kľúčové časti implementácie distribuovanej viacvláknovej hry Snake pre viacerých hráčov.</w:t>
-      </w:r>
-    </w:p>
-    <w:p>
-      <w:pPr>
-        <w:pStyle w:val="Heading3"/>
-      </w:pPr>
-      <w:bookmarkStart w:id="2" w:name="prehľad-aplikácie"/>
-      <w:r>
-        <w:t>1.1 Prehľad aplikácie</w:t>
-      </w:r>
-    </w:p>
-    <w:p>
-      <w:pPr>
-        <w:pStyle w:val="FirstParagraph"/>
-      </w:pPr>
-      <w:r>
-        <w:t xml:space="preserve">Aplikácia pozostáva z dvoch častí: - </w:t>
-      </w:r>
+        <w:t>Dátum</w:t>
+      </w:r>
+      <w:proofErr w:type="spellEnd"/>
       <w:r>
         <w:rPr>
           <w:b/>
           <w:bCs/>
         </w:rPr>
-        <w:t>Server</w:t>
-      </w:r>
-      <w:r>
-        <w:t xml:space="preserve"> - riadi hernú logiku, spravuje pripojených hráčov - </w:t>
+        <w:t>:</w:t>
+      </w:r>
+      <w:r>
+        <w:t xml:space="preserve"> Január 2026</w:t>
+      </w:r>
+    </w:p>
+    <w:p>
+      <w:r>
+        <w:pict w14:anchorId="15CB1F04">
+          <v:rect id="_x0000_i1033" style="width:0;height:1.5pt" o:hralign="center" o:hrstd="t" o:hr="t"/>
+        </w:pict>
+      </w:r>
+    </w:p>
+    <w:p>
+      <w:pPr>
+        <w:pStyle w:val="Heading2"/>
+      </w:pPr>
+      <w:bookmarkStart w:id="1" w:name="úvod"/>
+      <w:r>
+        <w:t>1. ÚVOD</w:t>
+      </w:r>
+    </w:p>
+    <w:p>
+      <w:pPr>
+        <w:pStyle w:val="FirstParagraph"/>
+      </w:pPr>
+      <w:r>
+        <w:t>Táto dokumentácia popisuje architektúru, použité technológie a kľúčové časti implementácie distribuovanej viacvláknovej hry Snake pre viacerých hráčov.</w:t>
+      </w:r>
+    </w:p>
+    <w:p>
+      <w:pPr>
+        <w:pStyle w:val="FirstParagraph"/>
+      </w:pPr>
+      <w:bookmarkStart w:id="2" w:name="prehľad-aplikácie"/>
+      <w:proofErr w:type="spellStart"/>
+      <w:r>
+        <w:t>Aplikácia</w:t>
+      </w:r>
+      <w:proofErr w:type="spellEnd"/>
+      <w:r>
+        <w:t xml:space="preserve"> </w:t>
+      </w:r>
+      <w:proofErr w:type="spellStart"/>
+      <w:r>
+        <w:t>pozostáva</w:t>
+      </w:r>
+      <w:proofErr w:type="spellEnd"/>
+      <w:r>
+        <w:t xml:space="preserve"> z </w:t>
+      </w:r>
+      <w:proofErr w:type="spellStart"/>
+      <w:r>
+        <w:t>dvoch</w:t>
+      </w:r>
+      <w:proofErr w:type="spellEnd"/>
+      <w:r>
+        <w:t xml:space="preserve"> častí: - </w:t>
       </w:r>
       <w:r>
         <w:rPr>
           <w:b/>
           <w:bCs/>
         </w:rPr>
+        <w:t>Server</w:t>
+      </w:r>
+      <w:r>
+        <w:t xml:space="preserve"> - riadi hernú logiku, spravuje pripojených hráčov - </w:t>
+      </w:r>
+      <w:r>
+        <w:rPr>
+          <w:b/>
+          <w:bCs/>
+        </w:rPr>
         <w:t>Klient</w:t>
       </w:r>
       <w:r>
-        <w:t xml:space="preserve"> - zobrazuje hru a odosiela vstupy od hráča</w:t>
+        <w:t xml:space="preserve"> - zobrazuje hru </w:t>
+      </w:r>
+      <w:proofErr w:type="gramStart"/>
+      <w:r>
+        <w:t>a</w:t>
+      </w:r>
+      <w:proofErr w:type="gramEnd"/>
+      <w:r>
+        <w:t xml:space="preserve"> odosiela vstupy od hráča</w:t>
       </w:r>
     </w:p>
     <w:p>
       <w:r>
         <w:pict w14:anchorId="2C719660">
-          <v:rect id="_x0000_i1503" style="width:0;height:1.5pt" o:hralign="center" o:hrstd="t" o:hr="t"/>
+          <v:rect id="_x0000_i1034" style="width:0;height:1.5pt" o:hralign="center" o:hrstd="t" o:hr="t"/>
         </w:pict>
       </w:r>
     </w:p>
@@ -223,7 +266,7 @@
         </w:rPr>
         <w:lastRenderedPageBreak/>
         <w:drawing>
-          <wp:anchor distT="0" distB="0" distL="114300" distR="114300" simplePos="0" relativeHeight="251666432" behindDoc="0" locked="0" layoutInCell="1" allowOverlap="1" wp14:anchorId="7134E2C1" wp14:editId="2EED12EE">
+          <wp:anchor distT="0" distB="0" distL="114300" distR="114300" simplePos="0" relativeHeight="251659264" behindDoc="0" locked="0" layoutInCell="1" allowOverlap="1" wp14:anchorId="7134E2C1" wp14:editId="2EED12EE">
             <wp:simplePos x="0" y="0"/>
             <wp:positionH relativeFrom="column">
               <wp:posOffset>3105150</wp:posOffset>
@@ -1598,326 +1641,37 @@
     </w:p>
     <w:p>
       <w:pPr>
-        <w:pStyle w:val="FirstParagraph"/>
-      </w:pPr>
-      <w:r>
-        <w:rPr>
-          <w:b/>
-          <w:bCs/>
-        </w:rPr>
-        <w:t>Šifrovanie (snake.c):</w:t>
-      </w:r>
-    </w:p>
-    <w:p>
-      <w:pPr>
-        <w:pStyle w:val="SourceCode"/>
-      </w:pPr>
-      <w:r>
-        <w:rPr>
-          <w:rStyle w:val="DataTypeTok"/>
-        </w:rPr>
-        <w:t>unsigned</w:t>
-      </w:r>
-      <w:r>
-        <w:rPr>
-          <w:rStyle w:val="NormalTok"/>
-        </w:rPr>
-        <w:t xml:space="preserve"> </w:t>
-      </w:r>
-      <w:r>
-        <w:rPr>
-          <w:rStyle w:val="DataTypeTok"/>
-        </w:rPr>
-        <w:t>char</w:t>
-      </w:r>
-      <w:r>
-        <w:rPr>
-          <w:rStyle w:val="NormalTok"/>
-        </w:rPr>
-        <w:t xml:space="preserve"> </w:t>
-      </w:r>
-      <w:r>
-        <w:rPr>
-          <w:rStyle w:val="OperatorTok"/>
-        </w:rPr>
-        <w:t>*</w:t>
-      </w:r>
-      <w:r>
-        <w:rPr>
-          <w:rStyle w:val="NormalTok"/>
-        </w:rPr>
-        <w:t xml:space="preserve">ptr </w:t>
-      </w:r>
-      <w:r>
-        <w:rPr>
-          <w:rStyle w:val="OperatorTok"/>
-        </w:rPr>
-        <w:t>=</w:t>
-      </w:r>
-      <w:r>
-        <w:rPr>
-          <w:rStyle w:val="NormalTok"/>
-        </w:rPr>
-        <w:t xml:space="preserve"> </w:t>
-      </w:r>
-      <w:r>
-        <w:rPr>
-          <w:rStyle w:val="OperatorTok"/>
-        </w:rPr>
-        <w:t>(</w:t>
-      </w:r>
-      <w:r>
-        <w:rPr>
-          <w:rStyle w:val="DataTypeTok"/>
-        </w:rPr>
-        <w:t>unsigned</w:t>
-      </w:r>
-      <w:r>
-        <w:rPr>
-          <w:rStyle w:val="NormalTok"/>
-        </w:rPr>
-        <w:t xml:space="preserve"> </w:t>
-      </w:r>
-      <w:r>
-        <w:rPr>
-          <w:rStyle w:val="DataTypeTok"/>
-        </w:rPr>
-        <w:t>char</w:t>
-      </w:r>
-      <w:r>
-        <w:rPr>
-          <w:rStyle w:val="OperatorTok"/>
-        </w:rPr>
-        <w:t>*)</w:t>
-      </w:r>
-      <w:r>
-        <w:rPr>
-          <w:rStyle w:val="NormalTok"/>
-        </w:rPr>
-        <w:t>data</w:t>
-      </w:r>
-      <w:r>
-        <w:rPr>
-          <w:rStyle w:val="OperatorTok"/>
-        </w:rPr>
-        <w:t>;</w:t>
-      </w:r>
-      <w:r>
-        <w:br/>
-      </w:r>
-      <w:r>
-        <w:rPr>
-          <w:rStyle w:val="DataTypeTok"/>
-        </w:rPr>
-        <w:t>unsigned</w:t>
-      </w:r>
-      <w:r>
-        <w:rPr>
-          <w:rStyle w:val="NormalTok"/>
-        </w:rPr>
-        <w:t xml:space="preserve"> </w:t>
-      </w:r>
-      <w:r>
-        <w:rPr>
-          <w:rStyle w:val="DataTypeTok"/>
-        </w:rPr>
-        <w:t>char</w:t>
-      </w:r>
-      <w:r>
-        <w:rPr>
-          <w:rStyle w:val="NormalTok"/>
-        </w:rPr>
-        <w:t xml:space="preserve"> </w:t>
-      </w:r>
-      <w:r>
-        <w:rPr>
-          <w:rStyle w:val="OperatorTok"/>
-        </w:rPr>
-        <w:t>*</w:t>
-      </w:r>
-      <w:r>
-        <w:rPr>
-          <w:rStyle w:val="NormalTok"/>
-        </w:rPr>
-        <w:t xml:space="preserve">koniec </w:t>
-      </w:r>
-      <w:r>
-        <w:rPr>
-          <w:rStyle w:val="OperatorTok"/>
-        </w:rPr>
-        <w:t>=</w:t>
-      </w:r>
-      <w:r>
-        <w:rPr>
-          <w:rStyle w:val="NormalTok"/>
-        </w:rPr>
-        <w:t xml:space="preserve"> ptr </w:t>
-      </w:r>
-      <w:r>
-        <w:rPr>
-          <w:rStyle w:val="OperatorTok"/>
-        </w:rPr>
-        <w:t>+</w:t>
-      </w:r>
-      <w:r>
-        <w:rPr>
-          <w:rStyle w:val="NormalTok"/>
-        </w:rPr>
-        <w:t xml:space="preserve"> velkost</w:t>
-      </w:r>
-      <w:r>
-        <w:rPr>
-          <w:rStyle w:val="OperatorTok"/>
-        </w:rPr>
-        <w:t>;</w:t>
-      </w:r>
-      <w:r>
-        <w:br/>
-      </w:r>
-      <w:r>
-        <w:br/>
-      </w:r>
-      <w:r>
-        <w:rPr>
-          <w:rStyle w:val="ControlFlowTok"/>
-        </w:rPr>
-        <w:t>while</w:t>
-      </w:r>
-      <w:r>
-        <w:rPr>
-          <w:rStyle w:val="NormalTok"/>
-        </w:rPr>
-        <w:t xml:space="preserve"> </w:t>
-      </w:r>
-      <w:r>
-        <w:rPr>
-          <w:rStyle w:val="OperatorTok"/>
-        </w:rPr>
-        <w:t>(</w:t>
-      </w:r>
-      <w:r>
-        <w:rPr>
-          <w:rStyle w:val="NormalTok"/>
-        </w:rPr>
-        <w:t xml:space="preserve">ptr </w:t>
-      </w:r>
-      <w:r>
-        <w:rPr>
-          <w:rStyle w:val="OperatorTok"/>
-        </w:rPr>
-        <w:t>&lt;</w:t>
-      </w:r>
-      <w:r>
-        <w:rPr>
-          <w:rStyle w:val="NormalTok"/>
-        </w:rPr>
-        <w:t xml:space="preserve"> koniec</w:t>
-      </w:r>
-      <w:r>
-        <w:rPr>
-          <w:rStyle w:val="OperatorTok"/>
-        </w:rPr>
-        <w:t>)</w:t>
-      </w:r>
-      <w:r>
-        <w:rPr>
-          <w:rStyle w:val="NormalTok"/>
-        </w:rPr>
-        <w:t xml:space="preserve"> </w:t>
-      </w:r>
-      <w:r>
-        <w:rPr>
-          <w:rStyle w:val="OperatorTok"/>
-        </w:rPr>
-        <w:t>{</w:t>
-      </w:r>
-      <w:r>
-        <w:br/>
-      </w:r>
-      <w:r>
-        <w:rPr>
-          <w:rStyle w:val="NormalTok"/>
-        </w:rPr>
-        <w:t xml:space="preserve">    </w:t>
-      </w:r>
-      <w:r>
-        <w:rPr>
-          <w:rStyle w:val="OperatorTok"/>
-        </w:rPr>
-        <w:t>*</w:t>
-      </w:r>
-      <w:r>
-        <w:rPr>
-          <w:rStyle w:val="NormalTok"/>
-        </w:rPr>
-        <w:t xml:space="preserve">ptr </w:t>
-      </w:r>
-      <w:r>
-        <w:rPr>
-          <w:rStyle w:val="OperatorTok"/>
-        </w:rPr>
-        <w:t>^=</w:t>
-      </w:r>
-      <w:r>
-        <w:rPr>
-          <w:rStyle w:val="NormalTok"/>
-        </w:rPr>
-        <w:t xml:space="preserve"> SIFROVACI_KLUC</w:t>
-      </w:r>
-      <w:r>
-        <w:rPr>
-          <w:rStyle w:val="OperatorTok"/>
-        </w:rPr>
-        <w:t>;</w:t>
-      </w:r>
-      <w:r>
-        <w:br/>
-      </w:r>
-      <w:r>
-        <w:rPr>
-          <w:rStyle w:val="NormalTok"/>
-        </w:rPr>
-        <w:t xml:space="preserve">    ptr</w:t>
-      </w:r>
-      <w:r>
-        <w:rPr>
-          <w:rStyle w:val="OperatorTok"/>
-        </w:rPr>
-        <w:t>++;</w:t>
-      </w:r>
-      <w:r>
-        <w:br/>
-      </w:r>
-      <w:r>
-        <w:rPr>
-          <w:rStyle w:val="OperatorTok"/>
-        </w:rPr>
-        <w:t>}</w:t>
-      </w:r>
-    </w:p>
-    <w:p>
-      <w:pPr>
         <w:pStyle w:val="Heading3"/>
       </w:pPr>
-      <w:bookmarkStart w:id="12" w:name="Xb8cdbaaf47ce15bcb8ee6189a33d5a63e81ab5d"/>
-      <w:bookmarkStart w:id="13" w:name="power-up-systém"/>
+      <w:bookmarkStart w:id="12" w:name="power-up-systém"/>
+      <w:bookmarkStart w:id="13" w:name="Xb8cdbaaf47ce15bcb8ee6189a33d5a63e81ab5d"/>
       <w:bookmarkEnd w:id="10"/>
       <w:bookmarkEnd w:id="11"/>
       <w:r>
-        <w:t>4</w:t>
-      </w:r>
-      <w:r>
-        <w:t>.</w:t>
-      </w:r>
-      <w:r>
-        <w:t>2</w:t>
-      </w:r>
-      <w:r>
-        <w:t xml:space="preserve"> Power-up </w:t>
-      </w:r>
-      <w:proofErr w:type="spellStart"/>
-      <w:r>
-        <w:t>systém</w:t>
+        <w:t xml:space="preserve">4.2 Power-up </w:t>
+      </w:r>
+      <w:r>
+        <w:t xml:space="preserve">system </w:t>
+      </w:r>
+      <w:proofErr w:type="spellStart"/>
+      <w:r>
+        <w:t>ukazovatel</w:t>
+      </w:r>
+      <w:proofErr w:type="spellEnd"/>
+      <w:r>
+        <w:t xml:space="preserve"> </w:t>
+      </w:r>
+      <w:proofErr w:type="spellStart"/>
+      <w:r>
+        <w:t>na</w:t>
+      </w:r>
+      <w:proofErr w:type="spellEnd"/>
+      <w:r>
+        <w:t xml:space="preserve"> </w:t>
+      </w:r>
+      <w:proofErr w:type="spellStart"/>
+      <w:r>
+        <w:t>funkciu</w:t>
       </w:r>
       <w:proofErr w:type="spellEnd"/>
     </w:p>
@@ -2481,18 +2235,9 @@
         <w:pStyle w:val="Heading3"/>
       </w:pPr>
       <w:bookmarkStart w:id="14" w:name="callback-pattern-pre-kolízie"/>
-      <w:bookmarkEnd w:id="13"/>
-      <w:r>
-        <w:t>4</w:t>
-      </w:r>
-      <w:r>
-        <w:t>.</w:t>
-      </w:r>
-      <w:r>
-        <w:t>3</w:t>
-      </w:r>
-      <w:r>
-        <w:t xml:space="preserve"> Callback pattern pre kolízie</w:t>
+      <w:bookmarkEnd w:id="12"/>
+      <w:r>
+        <w:t>4.3 Callback pattern pre kolízie</w:t>
       </w:r>
     </w:p>
     <w:p>
@@ -3024,44 +2769,422 @@
       <w:pPr>
         <w:pStyle w:val="Heading3"/>
       </w:pPr>
-      <w:bookmarkStart w:id="15" w:name="sockety-semestrálka-1-4-body"/>
-      <w:bookmarkStart w:id="16" w:name="server"/>
-      <w:bookmarkEnd w:id="12"/>
+      <w:bookmarkStart w:id="15" w:name="server"/>
+      <w:bookmarkStart w:id="16" w:name="sockety-semestrálka-1-4-body"/>
+      <w:bookmarkEnd w:id="13"/>
       <w:bookmarkEnd w:id="14"/>
       <w:r>
+        <w:t xml:space="preserve">4.4 </w:t>
+      </w:r>
+      <w:proofErr w:type="spellStart"/>
+      <w:r>
+        <w:t>Sockety</w:t>
+      </w:r>
+      <w:proofErr w:type="spellEnd"/>
+    </w:p>
+    <w:p>
+      <w:pPr>
+        <w:pStyle w:val="SourceCode"/>
+      </w:pPr>
+      <w:r>
+        <w:rPr>
+          <w:rStyle w:val="DataTypeTok"/>
+        </w:rPr>
+        <w:t>int</w:t>
+      </w:r>
+      <w:r>
+        <w:rPr>
+          <w:rStyle w:val="NormalTok"/>
+        </w:rPr>
+        <w:t xml:space="preserve"> server_fd </w:t>
+      </w:r>
+      <w:r>
+        <w:rPr>
+          <w:rStyle w:val="OperatorTok"/>
+        </w:rPr>
+        <w:t>=</w:t>
+      </w:r>
+      <w:r>
+        <w:rPr>
+          <w:rStyle w:val="NormalTok"/>
+        </w:rPr>
+        <w:t xml:space="preserve"> </w:t>
+      </w:r>
+      <w:proofErr w:type="gramStart"/>
+      <w:r>
+        <w:rPr>
+          <w:rStyle w:val="NormalTok"/>
+        </w:rPr>
+        <w:t>socket</w:t>
+      </w:r>
+      <w:r>
+        <w:rPr>
+          <w:rStyle w:val="OperatorTok"/>
+        </w:rPr>
+        <w:t>(</w:t>
+      </w:r>
+      <w:proofErr w:type="gramEnd"/>
+      <w:r>
+        <w:rPr>
+          <w:rStyle w:val="NormalTok"/>
+        </w:rPr>
+        <w:t>AF_INET</w:t>
+      </w:r>
+      <w:r>
+        <w:rPr>
+          <w:rStyle w:val="OperatorTok"/>
+        </w:rPr>
+        <w:t>,</w:t>
+      </w:r>
+      <w:r>
+        <w:rPr>
+          <w:rStyle w:val="NormalTok"/>
+        </w:rPr>
+        <w:t xml:space="preserve"> SOCK_STREAM</w:t>
+      </w:r>
+      <w:r>
+        <w:rPr>
+          <w:rStyle w:val="OperatorTok"/>
+        </w:rPr>
+        <w:t>,</w:t>
+      </w:r>
+      <w:r>
+        <w:rPr>
+          <w:rStyle w:val="NormalTok"/>
+        </w:rPr>
+        <w:t xml:space="preserve"> </w:t>
+      </w:r>
+      <w:r>
+        <w:rPr>
+          <w:rStyle w:val="DecValTok"/>
+        </w:rPr>
+        <w:t>0</w:t>
+      </w:r>
+      <w:r>
+        <w:rPr>
+          <w:rStyle w:val="OperatorTok"/>
+        </w:rPr>
+        <w:t>);</w:t>
+      </w:r>
+      <w:r>
+        <w:br/>
+      </w:r>
+      <w:proofErr w:type="gramStart"/>
+      <w:r>
+        <w:rPr>
+          <w:rStyle w:val="NormalTok"/>
+        </w:rPr>
+        <w:t>bind</w:t>
+      </w:r>
+      <w:r>
+        <w:rPr>
+          <w:rStyle w:val="OperatorTok"/>
+        </w:rPr>
+        <w:t>(</w:t>
+      </w:r>
+      <w:proofErr w:type="gramEnd"/>
+      <w:r>
+        <w:rPr>
+          <w:rStyle w:val="NormalTok"/>
+        </w:rPr>
+        <w:t>server_fd</w:t>
+      </w:r>
+      <w:r>
+        <w:rPr>
+          <w:rStyle w:val="OperatorTok"/>
+        </w:rPr>
+        <w:t>,</w:t>
+      </w:r>
+      <w:r>
+        <w:rPr>
+          <w:rStyle w:val="NormalTok"/>
+        </w:rPr>
+        <w:t xml:space="preserve"> </w:t>
+      </w:r>
+      <w:r>
+        <w:rPr>
+          <w:rStyle w:val="OperatorTok"/>
+        </w:rPr>
+        <w:t>(</w:t>
+      </w:r>
+      <w:r>
+        <w:rPr>
+          <w:rStyle w:val="KeywordTok"/>
+        </w:rPr>
+        <w:t>struct</w:t>
+      </w:r>
+      <w:r>
+        <w:rPr>
+          <w:rStyle w:val="NormalTok"/>
+        </w:rPr>
+        <w:t xml:space="preserve"> sockaddr</w:t>
+      </w:r>
+      <w:proofErr w:type="gramStart"/>
+      <w:r>
+        <w:rPr>
+          <w:rStyle w:val="OperatorTok"/>
+        </w:rPr>
+        <w:t>*)&amp;</w:t>
+      </w:r>
+      <w:proofErr w:type="gramEnd"/>
+      <w:r>
+        <w:rPr>
+          <w:rStyle w:val="NormalTok"/>
+        </w:rPr>
+        <w:t>address</w:t>
+      </w:r>
+      <w:r>
+        <w:rPr>
+          <w:rStyle w:val="OperatorTok"/>
+        </w:rPr>
+        <w:t>,</w:t>
+      </w:r>
+      <w:r>
+        <w:rPr>
+          <w:rStyle w:val="NormalTok"/>
+        </w:rPr>
+        <w:t xml:space="preserve"> </w:t>
+      </w:r>
+      <w:r>
+        <w:rPr>
+          <w:rStyle w:val="KeywordTok"/>
+        </w:rPr>
+        <w:t>sizeof</w:t>
+      </w:r>
+      <w:r>
+        <w:rPr>
+          <w:rStyle w:val="OperatorTok"/>
+        </w:rPr>
+        <w:t>(</w:t>
+      </w:r>
+      <w:r>
+        <w:rPr>
+          <w:rStyle w:val="NormalTok"/>
+        </w:rPr>
+        <w:t>address</w:t>
+      </w:r>
+      <w:r>
+        <w:rPr>
+          <w:rStyle w:val="OperatorTok"/>
+        </w:rPr>
+        <w:t>));</w:t>
+      </w:r>
+      <w:r>
+        <w:br/>
+      </w:r>
+      <w:proofErr w:type="gramStart"/>
+      <w:r>
+        <w:rPr>
+          <w:rStyle w:val="NormalTok"/>
+        </w:rPr>
+        <w:t>listen</w:t>
+      </w:r>
+      <w:r>
+        <w:rPr>
+          <w:rStyle w:val="OperatorTok"/>
+        </w:rPr>
+        <w:t>(</w:t>
+      </w:r>
+      <w:proofErr w:type="gramEnd"/>
+      <w:r>
+        <w:rPr>
+          <w:rStyle w:val="NormalTok"/>
+        </w:rPr>
+        <w:t>server_fd</w:t>
+      </w:r>
+      <w:r>
+        <w:rPr>
+          <w:rStyle w:val="OperatorTok"/>
+        </w:rPr>
+        <w:t>,</w:t>
+      </w:r>
+      <w:r>
+        <w:rPr>
+          <w:rStyle w:val="NormalTok"/>
+        </w:rPr>
+        <w:t xml:space="preserve"> MAX_HRACOV</w:t>
+      </w:r>
+      <w:r>
+        <w:rPr>
+          <w:rStyle w:val="OperatorTok"/>
+        </w:rPr>
+        <w:t>);</w:t>
+      </w:r>
+      <w:r>
+        <w:br/>
+      </w:r>
+      <w:r>
+        <w:br/>
+      </w:r>
+      <w:r>
+        <w:rPr>
+          <w:rStyle w:val="ControlFlowTok"/>
+        </w:rPr>
+        <w:t>while</w:t>
+      </w:r>
+      <w:r>
+        <w:rPr>
+          <w:rStyle w:val="NormalTok"/>
+        </w:rPr>
+        <w:t xml:space="preserve"> </w:t>
+      </w:r>
+      <w:r>
+        <w:rPr>
+          <w:rStyle w:val="OperatorTok"/>
+        </w:rPr>
+        <w:t>(</w:t>
+      </w:r>
+      <w:r>
+        <w:rPr>
+          <w:rStyle w:val="NormalTok"/>
+        </w:rPr>
+        <w:t>hra_bezi</w:t>
+      </w:r>
+      <w:r>
+        <w:rPr>
+          <w:rStyle w:val="OperatorTok"/>
+        </w:rPr>
+        <w:t>)</w:t>
+      </w:r>
+      <w:r>
+        <w:rPr>
+          <w:rStyle w:val="NormalTok"/>
+        </w:rPr>
+        <w:t xml:space="preserve"> </w:t>
+      </w:r>
+      <w:r>
+        <w:rPr>
+          <w:rStyle w:val="OperatorTok"/>
+        </w:rPr>
+        <w:t>{</w:t>
+      </w:r>
+      <w:r>
+        <w:br/>
+      </w:r>
+      <w:r>
+        <w:rPr>
+          <w:rStyle w:val="NormalTok"/>
+        </w:rPr>
+        <w:t xml:space="preserve">    </w:t>
+      </w:r>
+      <w:r>
+        <w:rPr>
+          <w:rStyle w:val="DataTypeTok"/>
+        </w:rPr>
+        <w:t>int</w:t>
+      </w:r>
+      <w:r>
+        <w:rPr>
+          <w:rStyle w:val="NormalTok"/>
+        </w:rPr>
+        <w:t xml:space="preserve"> </w:t>
+      </w:r>
+      <w:proofErr w:type="spellStart"/>
+      <w:r>
+        <w:rPr>
+          <w:rStyle w:val="NormalTok"/>
+        </w:rPr>
+        <w:t>new_sock</w:t>
+      </w:r>
+      <w:proofErr w:type="spellEnd"/>
+      <w:r>
+        <w:rPr>
+          <w:rStyle w:val="NormalTok"/>
+        </w:rPr>
+        <w:t xml:space="preserve"> </w:t>
+      </w:r>
+      <w:r>
+        <w:rPr>
+          <w:rStyle w:val="OperatorTok"/>
+        </w:rPr>
+        <w:t>=</w:t>
+      </w:r>
+      <w:r>
+        <w:rPr>
+          <w:rStyle w:val="NormalTok"/>
+        </w:rPr>
+        <w:t xml:space="preserve"> </w:t>
+      </w:r>
+      <w:proofErr w:type="gramStart"/>
+      <w:r>
+        <w:rPr>
+          <w:rStyle w:val="NormalTok"/>
+        </w:rPr>
+        <w:t>accept</w:t>
+      </w:r>
+      <w:r>
+        <w:rPr>
+          <w:rStyle w:val="OperatorTok"/>
+        </w:rPr>
+        <w:t>(</w:t>
+      </w:r>
+      <w:proofErr w:type="spellStart"/>
+      <w:proofErr w:type="gramEnd"/>
+      <w:r>
+        <w:rPr>
+          <w:rStyle w:val="NormalTok"/>
+        </w:rPr>
+        <w:t>server_fd</w:t>
+      </w:r>
+      <w:proofErr w:type="spellEnd"/>
+      <w:r>
+        <w:rPr>
+          <w:rStyle w:val="OperatorTok"/>
+        </w:rPr>
+        <w:t>,</w:t>
+      </w:r>
+      <w:r>
+        <w:rPr>
+          <w:rStyle w:val="NormalTok"/>
+        </w:rPr>
+        <w:t xml:space="preserve"> NULL</w:t>
+      </w:r>
+      <w:r>
+        <w:rPr>
+          <w:rStyle w:val="OperatorTok"/>
+        </w:rPr>
+        <w:t>,</w:t>
+      </w:r>
+      <w:r>
+        <w:rPr>
+          <w:rStyle w:val="NormalTok"/>
+        </w:rPr>
+        <w:t xml:space="preserve"> NULL</w:t>
+      </w:r>
+      <w:r>
+        <w:rPr>
+          <w:rStyle w:val="OperatorTok"/>
+        </w:rPr>
+        <w:t>);</w:t>
+      </w:r>
+      <w:r>
+        <w:br/>
+      </w:r>
+      <w:r>
+        <w:rPr>
+          <w:rStyle w:val="OperatorTok"/>
+        </w:rPr>
+        <w:t>}</w:t>
+      </w:r>
+    </w:p>
+    <w:p>
+      <w:pPr>
+        <w:pStyle w:val="SourceCode"/>
+      </w:pPr>
+      <w:bookmarkStart w:id="17" w:name="klient"/>
+      <w:bookmarkEnd w:id="15"/>
+      <w:r>
+        <w:rPr>
+          <w:rStyle w:val="DataTypeTok"/>
+        </w:rPr>
         <w:lastRenderedPageBreak/>
-        <w:t>4</w:t>
-      </w:r>
-      <w:r>
-        <w:t>.</w:t>
-      </w:r>
-      <w:r>
-        <w:t>4</w:t>
-      </w:r>
-      <w:r>
-        <w:t xml:space="preserve"> </w:t>
-      </w:r>
-      <w:proofErr w:type="spellStart"/>
-      <w:r>
-        <w:t>Sockety</w:t>
-      </w:r>
-      <w:proofErr w:type="spellEnd"/>
-    </w:p>
-    <w:p>
-      <w:pPr>
-        <w:pStyle w:val="SourceCode"/>
-      </w:pPr>
-      <w:r>
-        <w:rPr>
-          <w:rStyle w:val="DataTypeTok"/>
-        </w:rPr>
         <w:t>int</w:t>
       </w:r>
       <w:r>
         <w:rPr>
           <w:rStyle w:val="NormalTok"/>
         </w:rPr>
-        <w:t xml:space="preserve"> server_fd </w:t>
+        <w:t xml:space="preserve"> sock </w:t>
       </w:r>
       <w:r>
         <w:rPr>
@@ -3139,7 +3262,7 @@
         <w:rPr>
           <w:rStyle w:val="NormalTok"/>
         </w:rPr>
-        <w:t>bind</w:t>
+        <w:t>connect</w:t>
       </w:r>
       <w:r>
         <w:rPr>
@@ -3152,7 +3275,7 @@
         <w:rPr>
           <w:rStyle w:val="NormalTok"/>
         </w:rPr>
-        <w:t>server_fd</w:t>
+        <w:t>sock</w:t>
       </w:r>
       <w:r>
         <w:rPr>
@@ -3196,7 +3319,7 @@
         <w:rPr>
           <w:rStyle w:val="NormalTok"/>
         </w:rPr>
-        <w:t>address</w:t>
+        <w:t>serv_addr</w:t>
       </w:r>
       <w:r>
         <w:rPr>
@@ -3226,7 +3349,7 @@
         <w:rPr>
           <w:rStyle w:val="NormalTok"/>
         </w:rPr>
-        <w:t>address</w:t>
+        <w:t>serv_addr</w:t>
       </w:r>
       <w:r>
         <w:rPr>
@@ -3237,12 +3360,66 @@
       <w:r>
         <w:br/>
       </w:r>
+      <w:r>
+        <w:br/>
+      </w:r>
+      <w:r>
+        <w:rPr>
+          <w:rStyle w:val="ControlFlowTok"/>
+        </w:rPr>
+        <w:t>while</w:t>
+      </w:r>
+      <w:r>
+        <w:rPr>
+          <w:rStyle w:val="NormalTok"/>
+        </w:rPr>
+        <w:t xml:space="preserve"> </w:t>
+      </w:r>
+      <w:r>
+        <w:rPr>
+          <w:rStyle w:val="OperatorTok"/>
+        </w:rPr>
+        <w:t>(</w:t>
+      </w:r>
+      <w:r>
+        <w:rPr>
+          <w:rStyle w:val="DecValTok"/>
+        </w:rPr>
+        <w:t>1</w:t>
+      </w:r>
+      <w:r>
+        <w:rPr>
+          <w:rStyle w:val="OperatorTok"/>
+        </w:rPr>
+        <w:t>)</w:t>
+      </w:r>
+      <w:r>
+        <w:rPr>
+          <w:rStyle w:val="NormalTok"/>
+        </w:rPr>
+        <w:t xml:space="preserve"> </w:t>
+      </w:r>
+      <w:r>
+        <w:rPr>
+          <w:rStyle w:val="OperatorTok"/>
+        </w:rPr>
+        <w:t>{</w:t>
+      </w:r>
+      <w:r>
+        <w:br/>
+      </w:r>
+      <w:r>
+        <w:rPr>
+          <w:rStyle w:val="NormalTok"/>
+        </w:rPr>
+        <w:t xml:space="preserve">    </w:t>
+      </w:r>
       <w:proofErr w:type="gramStart"/>
       <w:r>
         <w:rPr>
           <w:rStyle w:val="NormalTok"/>
         </w:rPr>
-        <w:t>listen</w:t>
+        <w:t>recv</w:t>
       </w:r>
       <w:r>
         <w:rPr>
@@ -3255,7 +3432,7 @@
         <w:rPr>
           <w:rStyle w:val="NormalTok"/>
         </w:rPr>
-        <w:t>server_fd</w:t>
+        <w:t>sock</w:t>
       </w:r>
       <w:r>
         <w:rPr>
@@ -3267,7 +3444,69 @@
         <w:rPr>
           <w:rStyle w:val="NormalTok"/>
         </w:rPr>
-        <w:t xml:space="preserve"> MAX_HRACOV</w:t>
+        <w:t xml:space="preserve"> </w:t>
+      </w:r>
+      <w:r>
+        <w:rPr>
+          <w:rStyle w:val="OperatorTok"/>
+        </w:rPr>
+        <w:t>&amp;</w:t>
+      </w:r>
+      <w:r>
+        <w:rPr>
+          <w:rStyle w:val="NormalTok"/>
+        </w:rPr>
+        <w:t>stav</w:t>
+      </w:r>
+      <w:r>
+        <w:rPr>
+          <w:rStyle w:val="OperatorTok"/>
+        </w:rPr>
+        <w:t>,</w:t>
+      </w:r>
+      <w:r>
+        <w:rPr>
+          <w:rStyle w:val="NormalTok"/>
+        </w:rPr>
+        <w:t xml:space="preserve"> </w:t>
+      </w:r>
+      <w:proofErr w:type="gramStart"/>
+      <w:r>
+        <w:rPr>
+          <w:rStyle w:val="KeywordTok"/>
+        </w:rPr>
+        <w:t>sizeof</w:t>
+      </w:r>
+      <w:r>
+        <w:rPr>
+          <w:rStyle w:val="OperatorTok"/>
+        </w:rPr>
+        <w:t>(</w:t>
+      </w:r>
+      <w:proofErr w:type="gramEnd"/>
+      <w:r>
+        <w:rPr>
+          <w:rStyle w:val="NormalTok"/>
+        </w:rPr>
+        <w:t>HRA_STAV</w:t>
+      </w:r>
+      <w:r>
+        <w:rPr>
+          <w:rStyle w:val="OperatorTok"/>
+        </w:rPr>
+        <w:t>),</w:t>
+      </w:r>
+      <w:r>
+        <w:rPr>
+          <w:rStyle w:val="NormalTok"/>
+        </w:rPr>
+        <w:t xml:space="preserve"> </w:t>
+      </w:r>
+      <w:r>
+        <w:rPr>
+          <w:rStyle w:val="DecValTok"/>
+        </w:rPr>
+        <w:t>0</w:t>
       </w:r>
       <w:r>
         <w:rPr>
@@ -3279,140 +3518,107 @@
         <w:br/>
       </w:r>
       <w:r>
+        <w:rPr>
+          <w:rStyle w:val="NormalTok"/>
+        </w:rPr>
+        <w:t xml:space="preserve">    desifruj_</w:t>
+      </w:r>
+      <w:proofErr w:type="gramStart"/>
+      <w:r>
+        <w:rPr>
+          <w:rStyle w:val="NormalTok"/>
+        </w:rPr>
+        <w:t>data</w:t>
+      </w:r>
+      <w:r>
+        <w:rPr>
+          <w:rStyle w:val="OperatorTok"/>
+        </w:rPr>
+        <w:t>(</w:t>
+      </w:r>
+      <w:proofErr w:type="gramEnd"/>
+      <w:r>
+        <w:rPr>
+          <w:rStyle w:val="OperatorTok"/>
+        </w:rPr>
+        <w:t>&amp;</w:t>
+      </w:r>
+      <w:r>
+        <w:rPr>
+          <w:rStyle w:val="NormalTok"/>
+        </w:rPr>
+        <w:t>stav</w:t>
+      </w:r>
+      <w:r>
+        <w:rPr>
+          <w:rStyle w:val="OperatorTok"/>
+        </w:rPr>
+        <w:t>,</w:t>
+      </w:r>
+      <w:r>
+        <w:rPr>
+          <w:rStyle w:val="NormalTok"/>
+        </w:rPr>
+        <w:t xml:space="preserve"> </w:t>
+      </w:r>
+      <w:proofErr w:type="gramStart"/>
+      <w:r>
+        <w:rPr>
+          <w:rStyle w:val="KeywordTok"/>
+        </w:rPr>
+        <w:t>sizeof</w:t>
+      </w:r>
+      <w:r>
+        <w:rPr>
+          <w:rStyle w:val="OperatorTok"/>
+        </w:rPr>
+        <w:t>(</w:t>
+      </w:r>
+      <w:proofErr w:type="gramEnd"/>
+      <w:r>
+        <w:rPr>
+          <w:rStyle w:val="NormalTok"/>
+        </w:rPr>
+        <w:t>HRA_STAV</w:t>
+      </w:r>
+      <w:r>
+        <w:rPr>
+          <w:rStyle w:val="OperatorTok"/>
+        </w:rPr>
+        <w:t>));</w:t>
+      </w:r>
+      <w:r>
         <w:br/>
       </w:r>
       <w:r>
         <w:rPr>
-          <w:rStyle w:val="ControlFlowTok"/>
-        </w:rPr>
-        <w:t>while</w:t>
-      </w:r>
-      <w:r>
-        <w:rPr>
-          <w:rStyle w:val="NormalTok"/>
-        </w:rPr>
-        <w:t xml:space="preserve"> </w:t>
-      </w:r>
-      <w:r>
-        <w:rPr>
-          <w:rStyle w:val="OperatorTok"/>
-        </w:rPr>
-        <w:t>(</w:t>
-      </w:r>
-      <w:r>
-        <w:rPr>
-          <w:rStyle w:val="NormalTok"/>
-        </w:rPr>
-        <w:t>hra_bezi</w:t>
-      </w:r>
-      <w:r>
-        <w:rPr>
-          <w:rStyle w:val="OperatorTok"/>
-        </w:rPr>
-        <w:t>)</w:t>
-      </w:r>
-      <w:r>
-        <w:rPr>
-          <w:rStyle w:val="NormalTok"/>
-        </w:rPr>
-        <w:t xml:space="preserve"> </w:t>
-      </w:r>
-      <w:r>
-        <w:rPr>
-          <w:rStyle w:val="OperatorTok"/>
-        </w:rPr>
-        <w:t>{</w:t>
+          <w:rStyle w:val="NormalTok"/>
+        </w:rPr>
+        <w:t xml:space="preserve">    vykresli_stav</w:t>
+      </w:r>
+      <w:r>
+        <w:rPr>
+          <w:rStyle w:val="OperatorTok"/>
+        </w:rPr>
+        <w:t>(&amp;</w:t>
+      </w:r>
+      <w:r>
+        <w:rPr>
+          <w:rStyle w:val="NormalTok"/>
+        </w:rPr>
+        <w:t>stav</w:t>
+      </w:r>
+      <w:r>
+        <w:rPr>
+          <w:rStyle w:val="OperatorTok"/>
+        </w:rPr>
+        <w:t>);</w:t>
       </w:r>
       <w:r>
         <w:br/>
       </w:r>
       <w:r>
         <w:rPr>
-          <w:rStyle w:val="NormalTok"/>
-        </w:rPr>
-        <w:t xml:space="preserve">    </w:t>
-      </w:r>
-      <w:r>
-        <w:rPr>
-          <w:rStyle w:val="DataTypeTok"/>
-        </w:rPr>
-        <w:t>int</w:t>
-      </w:r>
-      <w:r>
-        <w:rPr>
-          <w:rStyle w:val="NormalTok"/>
-        </w:rPr>
-        <w:t xml:space="preserve"> new_sock </w:t>
-      </w:r>
-      <w:r>
-        <w:rPr>
-          <w:rStyle w:val="OperatorTok"/>
-        </w:rPr>
-        <w:t>=</w:t>
-      </w:r>
-      <w:r>
-        <w:rPr>
-          <w:rStyle w:val="NormalTok"/>
-        </w:rPr>
-        <w:t xml:space="preserve"> </w:t>
-      </w:r>
-      <w:proofErr w:type="gramStart"/>
-      <w:r>
-        <w:rPr>
-          <w:rStyle w:val="NormalTok"/>
-        </w:rPr>
-        <w:t>accept</w:t>
-      </w:r>
-      <w:r>
-        <w:rPr>
-          <w:rStyle w:val="OperatorTok"/>
-        </w:rPr>
-        <w:t>(</w:t>
-      </w:r>
-      <w:proofErr w:type="spellStart"/>
-      <w:proofErr w:type="gramEnd"/>
-      <w:r>
-        <w:rPr>
-          <w:rStyle w:val="NormalTok"/>
-        </w:rPr>
-        <w:t>server_fd</w:t>
-      </w:r>
-      <w:proofErr w:type="spellEnd"/>
-      <w:r>
-        <w:rPr>
-          <w:rStyle w:val="OperatorTok"/>
-        </w:rPr>
-        <w:t>,</w:t>
-      </w:r>
-      <w:r>
-        <w:rPr>
-          <w:rStyle w:val="NormalTok"/>
-        </w:rPr>
-        <w:t xml:space="preserve"> NULL</w:t>
-      </w:r>
-      <w:r>
-        <w:rPr>
-          <w:rStyle w:val="OperatorTok"/>
-        </w:rPr>
-        <w:t>,</w:t>
-      </w:r>
-      <w:r>
-        <w:rPr>
-          <w:rStyle w:val="NormalTok"/>
-        </w:rPr>
-        <w:t xml:space="preserve"> NULL</w:t>
-      </w:r>
-      <w:r>
-        <w:rPr>
-          <w:rStyle w:val="OperatorTok"/>
-        </w:rPr>
-        <w:t>);</w:t>
-      </w:r>
-      <w:r>
-        <w:br/>
-      </w:r>
-      <w:r>
-        <w:rPr>
           <w:rStyle w:val="OperatorTok"/>
         </w:rPr>
         <w:t>}</w:t>
@@ -3420,479 +3626,14 @@
     </w:p>
     <w:p>
       <w:pPr>
-        <w:pStyle w:val="SourceCode"/>
-      </w:pPr>
-      <w:bookmarkStart w:id="17" w:name="klient"/>
+        <w:pStyle w:val="Heading3"/>
+      </w:pPr>
+      <w:bookmarkStart w:id="18" w:name="serverové-vlákna"/>
+      <w:bookmarkStart w:id="19" w:name="vlákna-semestrálka-1-4-body"/>
       <w:bookmarkEnd w:id="16"/>
-      <w:r>
-        <w:rPr>
-          <w:rStyle w:val="DataTypeTok"/>
-        </w:rPr>
-        <w:t>int</w:t>
-      </w:r>
-      <w:r>
-        <w:rPr>
-          <w:rStyle w:val="NormalTok"/>
-        </w:rPr>
-        <w:t xml:space="preserve"> sock </w:t>
-      </w:r>
-      <w:r>
-        <w:rPr>
-          <w:rStyle w:val="OperatorTok"/>
-        </w:rPr>
-        <w:t>=</w:t>
-      </w:r>
-      <w:r>
-        <w:rPr>
-          <w:rStyle w:val="NormalTok"/>
-        </w:rPr>
-        <w:t xml:space="preserve"> </w:t>
-      </w:r>
-      <w:proofErr w:type="gramStart"/>
-      <w:r>
-        <w:rPr>
-          <w:rStyle w:val="NormalTok"/>
-        </w:rPr>
-        <w:t>socket</w:t>
-      </w:r>
-      <w:r>
-        <w:rPr>
-          <w:rStyle w:val="OperatorTok"/>
-        </w:rPr>
-        <w:t>(</w:t>
-      </w:r>
-      <w:proofErr w:type="gramEnd"/>
-      <w:r>
-        <w:rPr>
-          <w:rStyle w:val="NormalTok"/>
-        </w:rPr>
-        <w:t>AF_INET</w:t>
-      </w:r>
-      <w:r>
-        <w:rPr>
-          <w:rStyle w:val="OperatorTok"/>
-        </w:rPr>
-        <w:t>,</w:t>
-      </w:r>
-      <w:r>
-        <w:rPr>
-          <w:rStyle w:val="NormalTok"/>
-        </w:rPr>
-        <w:t xml:space="preserve"> SOCK_STREAM</w:t>
-      </w:r>
-      <w:r>
-        <w:rPr>
-          <w:rStyle w:val="OperatorTok"/>
-        </w:rPr>
-        <w:t>,</w:t>
-      </w:r>
-      <w:r>
-        <w:rPr>
-          <w:rStyle w:val="NormalTok"/>
-        </w:rPr>
-        <w:t xml:space="preserve"> </w:t>
-      </w:r>
-      <w:r>
-        <w:rPr>
-          <w:rStyle w:val="DecValTok"/>
-        </w:rPr>
-        <w:t>0</w:t>
-      </w:r>
-      <w:r>
-        <w:rPr>
-          <w:rStyle w:val="OperatorTok"/>
-        </w:rPr>
-        <w:t>);</w:t>
-      </w:r>
-      <w:r>
-        <w:br/>
-      </w:r>
-      <w:proofErr w:type="gramStart"/>
-      <w:r>
-        <w:rPr>
-          <w:rStyle w:val="NormalTok"/>
-        </w:rPr>
-        <w:t>connect</w:t>
-      </w:r>
-      <w:r>
-        <w:rPr>
-          <w:rStyle w:val="OperatorTok"/>
-        </w:rPr>
-        <w:t>(</w:t>
-      </w:r>
-      <w:proofErr w:type="gramEnd"/>
-      <w:r>
-        <w:rPr>
-          <w:rStyle w:val="NormalTok"/>
-        </w:rPr>
-        <w:t>sock</w:t>
-      </w:r>
-      <w:r>
-        <w:rPr>
-          <w:rStyle w:val="OperatorTok"/>
-        </w:rPr>
-        <w:t>,</w:t>
-      </w:r>
-      <w:r>
-        <w:rPr>
-          <w:rStyle w:val="NormalTok"/>
-        </w:rPr>
-        <w:t xml:space="preserve"> </w:t>
-      </w:r>
-      <w:r>
-        <w:rPr>
-          <w:rStyle w:val="OperatorTok"/>
-        </w:rPr>
-        <w:t>(</w:t>
-      </w:r>
-      <w:r>
-        <w:rPr>
-          <w:rStyle w:val="KeywordTok"/>
-        </w:rPr>
-        <w:t>struct</w:t>
-      </w:r>
-      <w:r>
-        <w:rPr>
-          <w:rStyle w:val="NormalTok"/>
-        </w:rPr>
-        <w:t xml:space="preserve"> sockaddr</w:t>
-      </w:r>
-      <w:proofErr w:type="gramStart"/>
-      <w:r>
-        <w:rPr>
-          <w:rStyle w:val="OperatorTok"/>
-        </w:rPr>
-        <w:t>*)&amp;</w:t>
-      </w:r>
-      <w:proofErr w:type="gramEnd"/>
-      <w:r>
-        <w:rPr>
-          <w:rStyle w:val="NormalTok"/>
-        </w:rPr>
-        <w:t>serv_addr</w:t>
-      </w:r>
-      <w:r>
-        <w:rPr>
-          <w:rStyle w:val="OperatorTok"/>
-        </w:rPr>
-        <w:t>,</w:t>
-      </w:r>
-      <w:r>
-        <w:rPr>
-          <w:rStyle w:val="NormalTok"/>
-        </w:rPr>
-        <w:t xml:space="preserve"> </w:t>
-      </w:r>
-      <w:r>
-        <w:rPr>
-          <w:rStyle w:val="KeywordTok"/>
-        </w:rPr>
-        <w:t>sizeof</w:t>
-      </w:r>
-      <w:r>
-        <w:rPr>
-          <w:rStyle w:val="OperatorTok"/>
-        </w:rPr>
-        <w:t>(</w:t>
-      </w:r>
-      <w:r>
-        <w:rPr>
-          <w:rStyle w:val="NormalTok"/>
-        </w:rPr>
-        <w:t>serv_addr</w:t>
-      </w:r>
-      <w:r>
-        <w:rPr>
-          <w:rStyle w:val="OperatorTok"/>
-        </w:rPr>
-        <w:t>));</w:t>
-      </w:r>
-      <w:r>
-        <w:br/>
-      </w:r>
-      <w:r>
-        <w:br/>
-      </w:r>
-      <w:r>
-        <w:rPr>
-          <w:rStyle w:val="ControlFlowTok"/>
-        </w:rPr>
-        <w:t>while</w:t>
-      </w:r>
-      <w:r>
-        <w:rPr>
-          <w:rStyle w:val="NormalTok"/>
-        </w:rPr>
-        <w:t xml:space="preserve"> </w:t>
-      </w:r>
-      <w:r>
-        <w:rPr>
-          <w:rStyle w:val="OperatorTok"/>
-        </w:rPr>
-        <w:t>(</w:t>
-      </w:r>
-      <w:r>
-        <w:rPr>
-          <w:rStyle w:val="DecValTok"/>
-        </w:rPr>
-        <w:t>1</w:t>
-      </w:r>
-      <w:r>
-        <w:rPr>
-          <w:rStyle w:val="OperatorTok"/>
-        </w:rPr>
-        <w:t>)</w:t>
-      </w:r>
-      <w:r>
-        <w:rPr>
-          <w:rStyle w:val="NormalTok"/>
-        </w:rPr>
-        <w:t xml:space="preserve"> </w:t>
-      </w:r>
-      <w:r>
-        <w:rPr>
-          <w:rStyle w:val="OperatorTok"/>
-        </w:rPr>
-        <w:t>{</w:t>
-      </w:r>
-      <w:r>
-        <w:br/>
-      </w:r>
-      <w:r>
-        <w:rPr>
-          <w:rStyle w:val="NormalTok"/>
-        </w:rPr>
-        <w:t xml:space="preserve">    </w:t>
-      </w:r>
-      <w:proofErr w:type="gramStart"/>
-      <w:r>
-        <w:rPr>
-          <w:rStyle w:val="NormalTok"/>
-        </w:rPr>
-        <w:t>recv</w:t>
-      </w:r>
-      <w:r>
-        <w:rPr>
-          <w:rStyle w:val="OperatorTok"/>
-        </w:rPr>
-        <w:t>(</w:t>
-      </w:r>
-      <w:proofErr w:type="gramEnd"/>
-      <w:r>
-        <w:rPr>
-          <w:rStyle w:val="NormalTok"/>
-        </w:rPr>
-        <w:t>sock</w:t>
-      </w:r>
-      <w:r>
-        <w:rPr>
-          <w:rStyle w:val="OperatorTok"/>
-        </w:rPr>
-        <w:t>,</w:t>
-      </w:r>
-      <w:r>
-        <w:rPr>
-          <w:rStyle w:val="NormalTok"/>
-        </w:rPr>
-        <w:t xml:space="preserve"> </w:t>
-      </w:r>
-      <w:r>
-        <w:rPr>
-          <w:rStyle w:val="OperatorTok"/>
-        </w:rPr>
-        <w:t>&amp;</w:t>
-      </w:r>
-      <w:r>
-        <w:rPr>
-          <w:rStyle w:val="NormalTok"/>
-        </w:rPr>
-        <w:t>stav</w:t>
-      </w:r>
-      <w:r>
-        <w:rPr>
-          <w:rStyle w:val="OperatorTok"/>
-        </w:rPr>
-        <w:t>,</w:t>
-      </w:r>
-      <w:r>
-        <w:rPr>
-          <w:rStyle w:val="NormalTok"/>
-        </w:rPr>
-        <w:t xml:space="preserve"> </w:t>
-      </w:r>
-      <w:proofErr w:type="gramStart"/>
-      <w:r>
-        <w:rPr>
-          <w:rStyle w:val="KeywordTok"/>
-        </w:rPr>
-        <w:t>sizeof</w:t>
-      </w:r>
-      <w:r>
-        <w:rPr>
-          <w:rStyle w:val="OperatorTok"/>
-        </w:rPr>
-        <w:t>(</w:t>
-      </w:r>
-      <w:proofErr w:type="gramEnd"/>
-      <w:r>
-        <w:rPr>
-          <w:rStyle w:val="NormalTok"/>
-        </w:rPr>
-        <w:t>HRA_STAV</w:t>
-      </w:r>
-      <w:r>
-        <w:rPr>
-          <w:rStyle w:val="OperatorTok"/>
-        </w:rPr>
-        <w:t>),</w:t>
-      </w:r>
-      <w:r>
-        <w:rPr>
-          <w:rStyle w:val="NormalTok"/>
-        </w:rPr>
-        <w:t xml:space="preserve"> </w:t>
-      </w:r>
-      <w:r>
-        <w:rPr>
-          <w:rStyle w:val="DecValTok"/>
-        </w:rPr>
-        <w:t>0</w:t>
-      </w:r>
-      <w:r>
-        <w:rPr>
-          <w:rStyle w:val="OperatorTok"/>
-        </w:rPr>
-        <w:t>);</w:t>
-      </w:r>
-      <w:r>
-        <w:br/>
-      </w:r>
-      <w:r>
-        <w:rPr>
-          <w:rStyle w:val="NormalTok"/>
-        </w:rPr>
-        <w:t xml:space="preserve">    desifruj_</w:t>
-      </w:r>
-      <w:proofErr w:type="gramStart"/>
-      <w:r>
-        <w:rPr>
-          <w:rStyle w:val="NormalTok"/>
-        </w:rPr>
-        <w:t>data</w:t>
-      </w:r>
-      <w:r>
-        <w:rPr>
-          <w:rStyle w:val="OperatorTok"/>
-        </w:rPr>
-        <w:t>(</w:t>
-      </w:r>
-      <w:proofErr w:type="gramEnd"/>
-      <w:r>
-        <w:rPr>
-          <w:rStyle w:val="OperatorTok"/>
-        </w:rPr>
-        <w:t>&amp;</w:t>
-      </w:r>
-      <w:r>
-        <w:rPr>
-          <w:rStyle w:val="NormalTok"/>
-        </w:rPr>
-        <w:t>stav</w:t>
-      </w:r>
-      <w:r>
-        <w:rPr>
-          <w:rStyle w:val="OperatorTok"/>
-        </w:rPr>
-        <w:t>,</w:t>
-      </w:r>
-      <w:r>
-        <w:rPr>
-          <w:rStyle w:val="NormalTok"/>
-        </w:rPr>
-        <w:t xml:space="preserve"> </w:t>
-      </w:r>
-      <w:proofErr w:type="gramStart"/>
-      <w:r>
-        <w:rPr>
-          <w:rStyle w:val="KeywordTok"/>
-        </w:rPr>
-        <w:t>sizeof</w:t>
-      </w:r>
-      <w:r>
-        <w:rPr>
-          <w:rStyle w:val="OperatorTok"/>
-        </w:rPr>
-        <w:t>(</w:t>
-      </w:r>
-      <w:proofErr w:type="gramEnd"/>
-      <w:r>
-        <w:rPr>
-          <w:rStyle w:val="NormalTok"/>
-        </w:rPr>
-        <w:t>HRA_STAV</w:t>
-      </w:r>
-      <w:r>
-        <w:rPr>
-          <w:rStyle w:val="OperatorTok"/>
-        </w:rPr>
-        <w:t>));</w:t>
-      </w:r>
-      <w:r>
-        <w:br/>
-      </w:r>
-      <w:r>
-        <w:rPr>
-          <w:rStyle w:val="NormalTok"/>
-        </w:rPr>
-        <w:t xml:space="preserve">    vykresli_stav</w:t>
-      </w:r>
-      <w:r>
-        <w:rPr>
-          <w:rStyle w:val="OperatorTok"/>
-        </w:rPr>
-        <w:t>(&amp;</w:t>
-      </w:r>
-      <w:r>
-        <w:rPr>
-          <w:rStyle w:val="NormalTok"/>
-        </w:rPr>
-        <w:t>stav</w:t>
-      </w:r>
-      <w:r>
-        <w:rPr>
-          <w:rStyle w:val="OperatorTok"/>
-        </w:rPr>
-        <w:t>);</w:t>
-      </w:r>
-      <w:r>
-        <w:br/>
-      </w:r>
-      <w:r>
-        <w:rPr>
-          <w:rStyle w:val="OperatorTok"/>
-        </w:rPr>
-        <w:t>}</w:t>
-      </w:r>
-    </w:p>
-    <w:p>
-      <w:pPr>
-        <w:pStyle w:val="Heading3"/>
-      </w:pPr>
-      <w:bookmarkStart w:id="18" w:name="vlákna-semestrálka-1-4-body"/>
-      <w:bookmarkStart w:id="19" w:name="serverové-vlákna"/>
-      <w:bookmarkEnd w:id="15"/>
       <w:bookmarkEnd w:id="17"/>
       <w:r>
-        <w:t>4</w:t>
-      </w:r>
-      <w:r>
-        <w:t>.</w:t>
-      </w:r>
-      <w:r>
-        <w:t>5</w:t>
-      </w:r>
-      <w:r>
-        <w:t xml:space="preserve"> </w:t>
+        <w:t xml:space="preserve">4.5 </w:t>
       </w:r>
       <w:proofErr w:type="spellStart"/>
       <w:r>
@@ -4089,28 +3830,431 @@
       </w:tr>
     </w:tbl>
     <w:p>
+      <w:pPr>
+        <w:shd w:val="clear" w:color="auto" w:fill="1F1F1F"/>
+        <w:spacing w:line="300" w:lineRule="atLeast"/>
+        <w:rPr>
+          <w:rFonts w:ascii="Consolas" w:eastAsia="Times New Roman" w:hAnsi="Consolas" w:cs="Times New Roman"/>
+          <w:color w:val="CCCCCC"/>
+          <w:sz w:val="21"/>
+          <w:szCs w:val="21"/>
+        </w:rPr>
+      </w:pPr>
       <w:bookmarkStart w:id="20" w:name="synchronizácia"/>
-      <w:bookmarkEnd w:id="19"/>
-    </w:p>
+      <w:bookmarkEnd w:id="18"/>
+      <w:proofErr w:type="spellStart"/>
+      <w:r>
+        <w:rPr>
+          <w:rFonts w:ascii="Consolas" w:eastAsia="Times New Roman" w:hAnsi="Consolas" w:cs="Times New Roman"/>
+          <w:color w:val="569CD6"/>
+          <w:sz w:val="21"/>
+          <w:szCs w:val="21"/>
+        </w:rPr>
+        <w:t>pthread_t</w:t>
+      </w:r>
+      <w:proofErr w:type="spellEnd"/>
+      <w:r>
+        <w:rPr>
+          <w:rFonts w:ascii="Consolas" w:eastAsia="Times New Roman" w:hAnsi="Consolas" w:cs="Times New Roman"/>
+          <w:color w:val="CCCCCC"/>
+          <w:sz w:val="21"/>
+          <w:szCs w:val="21"/>
+        </w:rPr>
+        <w:t xml:space="preserve"> </w:t>
+      </w:r>
+      <w:proofErr w:type="spellStart"/>
+      <w:r>
+        <w:rPr>
+          <w:rFonts w:ascii="Consolas" w:eastAsia="Times New Roman" w:hAnsi="Consolas" w:cs="Times New Roman"/>
+          <w:color w:val="CCCCCC"/>
+          <w:sz w:val="21"/>
+          <w:szCs w:val="21"/>
+        </w:rPr>
+        <w:t>t_</w:t>
+      </w:r>
+      <w:proofErr w:type="gramStart"/>
+      <w:r>
+        <w:rPr>
+          <w:rFonts w:ascii="Consolas" w:eastAsia="Times New Roman" w:hAnsi="Consolas" w:cs="Times New Roman"/>
+          <w:color w:val="CCCCCC"/>
+          <w:sz w:val="21"/>
+          <w:szCs w:val="21"/>
+        </w:rPr>
+        <w:t>logika</w:t>
+      </w:r>
+      <w:proofErr w:type="spellEnd"/>
+      <w:r>
+        <w:rPr>
+          <w:rFonts w:ascii="Consolas" w:eastAsia="Times New Roman" w:hAnsi="Consolas" w:cs="Times New Roman"/>
+          <w:color w:val="CCCCCC"/>
+          <w:sz w:val="21"/>
+          <w:szCs w:val="21"/>
+        </w:rPr>
+        <w:t>;</w:t>
+      </w:r>
+      <w:proofErr w:type="gramEnd"/>
+    </w:p>
+    <w:p>
+      <w:pPr>
+        <w:shd w:val="clear" w:color="auto" w:fill="1F1F1F"/>
+        <w:spacing w:after="0" w:line="300" w:lineRule="atLeast"/>
+        <w:rPr>
+          <w:b/>
+          <w:bCs/>
+        </w:rPr>
+      </w:pPr>
+      <w:proofErr w:type="spellStart"/>
+      <w:r>
+        <w:rPr>
+          <w:rFonts w:ascii="Consolas" w:eastAsia="Times New Roman" w:hAnsi="Consolas" w:cs="Times New Roman"/>
+          <w:color w:val="DCDCAA"/>
+          <w:sz w:val="21"/>
+          <w:szCs w:val="21"/>
+        </w:rPr>
+        <w:t>pthread_</w:t>
+      </w:r>
+      <w:proofErr w:type="gramStart"/>
+      <w:r>
+        <w:rPr>
+          <w:rFonts w:ascii="Consolas" w:eastAsia="Times New Roman" w:hAnsi="Consolas" w:cs="Times New Roman"/>
+          <w:color w:val="DCDCAA"/>
+          <w:sz w:val="21"/>
+          <w:szCs w:val="21"/>
+        </w:rPr>
+        <w:t>create</w:t>
+      </w:r>
+      <w:proofErr w:type="spellEnd"/>
+      <w:r>
+        <w:rPr>
+          <w:rFonts w:ascii="Consolas" w:eastAsia="Times New Roman" w:hAnsi="Consolas" w:cs="Times New Roman"/>
+          <w:color w:val="CCCCCC"/>
+          <w:sz w:val="21"/>
+          <w:szCs w:val="21"/>
+        </w:rPr>
+        <w:t>(</w:t>
+      </w:r>
+      <w:proofErr w:type="gramEnd"/>
+      <w:r>
+        <w:rPr>
+          <w:rFonts w:ascii="Consolas" w:eastAsia="Times New Roman" w:hAnsi="Consolas" w:cs="Times New Roman"/>
+          <w:color w:val="D4D4D4"/>
+          <w:sz w:val="21"/>
+          <w:szCs w:val="21"/>
+        </w:rPr>
+        <w:t>&amp;</w:t>
+      </w:r>
+      <w:proofErr w:type="spellStart"/>
+      <w:r>
+        <w:rPr>
+          <w:rFonts w:ascii="Consolas" w:eastAsia="Times New Roman" w:hAnsi="Consolas" w:cs="Times New Roman"/>
+          <w:color w:val="9CDCFE"/>
+          <w:sz w:val="21"/>
+          <w:szCs w:val="21"/>
+        </w:rPr>
+        <w:t>t_logika</w:t>
+      </w:r>
+      <w:proofErr w:type="spellEnd"/>
+      <w:r>
+        <w:rPr>
+          <w:rFonts w:ascii="Consolas" w:eastAsia="Times New Roman" w:hAnsi="Consolas" w:cs="Times New Roman"/>
+          <w:color w:val="CCCCCC"/>
+          <w:sz w:val="21"/>
+          <w:szCs w:val="21"/>
+        </w:rPr>
+        <w:t xml:space="preserve">, </w:t>
+      </w:r>
+      <w:r>
+        <w:rPr>
+          <w:rFonts w:ascii="Consolas" w:eastAsia="Times New Roman" w:hAnsi="Consolas" w:cs="Times New Roman"/>
+          <w:color w:val="569CD6"/>
+          <w:sz w:val="21"/>
+          <w:szCs w:val="21"/>
+        </w:rPr>
+        <w:t>NULL</w:t>
+      </w:r>
+      <w:r>
+        <w:rPr>
+          <w:rFonts w:ascii="Consolas" w:eastAsia="Times New Roman" w:hAnsi="Consolas" w:cs="Times New Roman"/>
+          <w:color w:val="CCCCCC"/>
+          <w:sz w:val="21"/>
+          <w:szCs w:val="21"/>
+        </w:rPr>
+        <w:t xml:space="preserve">, </w:t>
+      </w:r>
+      <w:proofErr w:type="spellStart"/>
+      <w:r>
+        <w:rPr>
+          <w:rFonts w:ascii="Consolas" w:eastAsia="Times New Roman" w:hAnsi="Consolas" w:cs="Times New Roman"/>
+          <w:color w:val="CCCCCC"/>
+          <w:sz w:val="21"/>
+          <w:szCs w:val="21"/>
+        </w:rPr>
+        <w:t>herna_slucka</w:t>
+      </w:r>
+      <w:proofErr w:type="spellEnd"/>
+      <w:r>
+        <w:rPr>
+          <w:rFonts w:ascii="Consolas" w:eastAsia="Times New Roman" w:hAnsi="Consolas" w:cs="Times New Roman"/>
+          <w:color w:val="CCCCCC"/>
+          <w:sz w:val="21"/>
+          <w:szCs w:val="21"/>
+        </w:rPr>
+        <w:t xml:space="preserve">, </w:t>
+      </w:r>
+      <w:r>
+        <w:rPr>
+          <w:rFonts w:ascii="Consolas" w:eastAsia="Times New Roman" w:hAnsi="Consolas" w:cs="Times New Roman"/>
+          <w:color w:val="D4D4D4"/>
+          <w:sz w:val="21"/>
+          <w:szCs w:val="21"/>
+        </w:rPr>
+        <w:t>&amp;</w:t>
+      </w:r>
+      <w:proofErr w:type="spellStart"/>
+      <w:r>
+        <w:rPr>
+          <w:rFonts w:ascii="Consolas" w:eastAsia="Times New Roman" w:hAnsi="Consolas" w:cs="Times New Roman"/>
+          <w:color w:val="9CDCFE"/>
+          <w:sz w:val="21"/>
+          <w:szCs w:val="21"/>
+        </w:rPr>
+        <w:t>sd</w:t>
+      </w:r>
+      <w:proofErr w:type="spellEnd"/>
+      <w:r>
+        <w:rPr>
+          <w:rFonts w:ascii="Consolas" w:eastAsia="Times New Roman" w:hAnsi="Consolas" w:cs="Times New Roman"/>
+          <w:color w:val="CCCCCC"/>
+          <w:sz w:val="21"/>
+          <w:szCs w:val="21"/>
+        </w:rPr>
+        <w:t>);</w:t>
+      </w:r>
+      <w:r>
+        <w:rPr>
+          <w:rFonts w:ascii="Consolas" w:eastAsia="Times New Roman" w:hAnsi="Consolas" w:cs="Times New Roman"/>
+          <w:color w:val="CCCCCC"/>
+          <w:sz w:val="21"/>
+          <w:szCs w:val="21"/>
+        </w:rPr>
+        <w:br/>
+      </w:r>
+    </w:p>
+    <w:p>
+      <w:pPr>
+        <w:shd w:val="clear" w:color="auto" w:fill="1F1F1F"/>
+        <w:spacing w:after="0" w:line="300" w:lineRule="atLeast"/>
+        <w:rPr>
+          <w:rFonts w:ascii="Consolas" w:eastAsia="Times New Roman" w:hAnsi="Consolas" w:cs="Times New Roman"/>
+          <w:color w:val="CCCCCC"/>
+          <w:sz w:val="21"/>
+          <w:szCs w:val="21"/>
+        </w:rPr>
+      </w:pPr>
+      <w:proofErr w:type="spellStart"/>
+      <w:r>
+        <w:rPr>
+          <w:rFonts w:ascii="Consolas" w:eastAsia="Times New Roman" w:hAnsi="Consolas" w:cs="Times New Roman"/>
+          <w:color w:val="569CD6"/>
+          <w:sz w:val="21"/>
+          <w:szCs w:val="21"/>
+        </w:rPr>
+        <w:t>pthread_t</w:t>
+      </w:r>
+      <w:proofErr w:type="spellEnd"/>
+      <w:r>
+        <w:rPr>
+          <w:rFonts w:ascii="Consolas" w:eastAsia="Times New Roman" w:hAnsi="Consolas" w:cs="Times New Roman"/>
+          <w:color w:val="CCCCCC"/>
+          <w:sz w:val="21"/>
+          <w:szCs w:val="21"/>
+        </w:rPr>
+        <w:t xml:space="preserve"> </w:t>
+      </w:r>
+      <w:proofErr w:type="spellStart"/>
+      <w:r>
+        <w:rPr>
+          <w:rFonts w:ascii="Consolas" w:eastAsia="Times New Roman" w:hAnsi="Consolas" w:cs="Times New Roman"/>
+          <w:color w:val="9CDCFE"/>
+          <w:sz w:val="21"/>
+          <w:szCs w:val="21"/>
+        </w:rPr>
+        <w:t>t_</w:t>
+      </w:r>
+      <w:proofErr w:type="gramStart"/>
+      <w:r>
+        <w:rPr>
+          <w:rFonts w:ascii="Consolas" w:eastAsia="Times New Roman" w:hAnsi="Consolas" w:cs="Times New Roman"/>
+          <w:color w:val="9CDCFE"/>
+          <w:sz w:val="21"/>
+          <w:szCs w:val="21"/>
+        </w:rPr>
+        <w:t>vstupy</w:t>
+      </w:r>
+      <w:proofErr w:type="spellEnd"/>
+      <w:r>
+        <w:rPr>
+          <w:rFonts w:ascii="Consolas" w:eastAsia="Times New Roman" w:hAnsi="Consolas" w:cs="Times New Roman"/>
+          <w:color w:val="CCCCCC"/>
+          <w:sz w:val="21"/>
+          <w:szCs w:val="21"/>
+        </w:rPr>
+        <w:t>[</w:t>
+      </w:r>
+      <w:proofErr w:type="gramEnd"/>
+      <w:r>
+        <w:rPr>
+          <w:rFonts w:ascii="Consolas" w:eastAsia="Times New Roman" w:hAnsi="Consolas" w:cs="Times New Roman"/>
+          <w:color w:val="CCCCCC"/>
+          <w:sz w:val="21"/>
+          <w:szCs w:val="21"/>
+        </w:rPr>
+        <w:t>MAX_HRACOV</w:t>
+      </w:r>
+      <w:proofErr w:type="gramStart"/>
+      <w:r>
+        <w:rPr>
+          <w:rFonts w:ascii="Consolas" w:eastAsia="Times New Roman" w:hAnsi="Consolas" w:cs="Times New Roman"/>
+          <w:color w:val="CCCCCC"/>
+          <w:sz w:val="21"/>
+          <w:szCs w:val="21"/>
+        </w:rPr>
+        <w:t>];</w:t>
+      </w:r>
+      <w:proofErr w:type="gramEnd"/>
+    </w:p>
+    <w:p>
+      <w:pPr>
+        <w:shd w:val="clear" w:color="auto" w:fill="1F1F1F"/>
+        <w:spacing w:after="0" w:line="300" w:lineRule="atLeast"/>
+        <w:rPr>
+          <w:rFonts w:ascii="Consolas" w:eastAsia="Times New Roman" w:hAnsi="Consolas" w:cs="Times New Roman"/>
+          <w:color w:val="CCCCCC"/>
+          <w:sz w:val="21"/>
+          <w:szCs w:val="21"/>
+        </w:rPr>
+      </w:pPr>
+      <w:proofErr w:type="spellStart"/>
+      <w:r>
+        <w:rPr>
+          <w:rFonts w:ascii="Consolas" w:eastAsia="Times New Roman" w:hAnsi="Consolas" w:cs="Times New Roman"/>
+          <w:color w:val="DCDCAA"/>
+          <w:sz w:val="21"/>
+          <w:szCs w:val="21"/>
+        </w:rPr>
+        <w:t>pthread_create</w:t>
+      </w:r>
+      <w:proofErr w:type="spellEnd"/>
+      <w:r>
+        <w:rPr>
+          <w:rFonts w:ascii="Consolas" w:eastAsia="Times New Roman" w:hAnsi="Consolas" w:cs="Times New Roman"/>
+          <w:color w:val="CCCCCC"/>
+          <w:sz w:val="21"/>
+          <w:szCs w:val="21"/>
+        </w:rPr>
+        <w:t>(</w:t>
+      </w:r>
+      <w:r>
+        <w:rPr>
+          <w:rFonts w:ascii="Consolas" w:eastAsia="Times New Roman" w:hAnsi="Consolas" w:cs="Times New Roman"/>
+          <w:color w:val="D4D4D4"/>
+          <w:sz w:val="21"/>
+          <w:szCs w:val="21"/>
+        </w:rPr>
+        <w:t>&amp;</w:t>
+      </w:r>
+      <w:proofErr w:type="spellStart"/>
+      <w:r>
+        <w:rPr>
+          <w:rFonts w:ascii="Consolas" w:eastAsia="Times New Roman" w:hAnsi="Consolas" w:cs="Times New Roman"/>
+          <w:color w:val="9CDCFE"/>
+          <w:sz w:val="21"/>
+          <w:szCs w:val="21"/>
+        </w:rPr>
+        <w:t>t_vstupy</w:t>
+      </w:r>
+      <w:proofErr w:type="spellEnd"/>
+      <w:r>
+        <w:rPr>
+          <w:rFonts w:ascii="Consolas" w:eastAsia="Times New Roman" w:hAnsi="Consolas" w:cs="Times New Roman"/>
+          <w:color w:val="CCCCCC"/>
+          <w:sz w:val="21"/>
+          <w:szCs w:val="21"/>
+        </w:rPr>
+        <w:t xml:space="preserve">[slot], </w:t>
+      </w:r>
+      <w:r>
+        <w:rPr>
+          <w:rFonts w:ascii="Consolas" w:eastAsia="Times New Roman" w:hAnsi="Consolas" w:cs="Times New Roman"/>
+          <w:color w:val="569CD6"/>
+          <w:sz w:val="21"/>
+          <w:szCs w:val="21"/>
+        </w:rPr>
+        <w:t>NULL</w:t>
+      </w:r>
+      <w:r>
+        <w:rPr>
+          <w:rFonts w:ascii="Consolas" w:eastAsia="Times New Roman" w:hAnsi="Consolas" w:cs="Times New Roman"/>
+          <w:color w:val="CCCCCC"/>
+          <w:sz w:val="21"/>
+          <w:szCs w:val="21"/>
+        </w:rPr>
+        <w:t xml:space="preserve">, </w:t>
+      </w:r>
+      <w:proofErr w:type="spellStart"/>
+      <w:r>
+        <w:rPr>
+          <w:rFonts w:ascii="Consolas" w:eastAsia="Times New Roman" w:hAnsi="Consolas" w:cs="Times New Roman"/>
+          <w:color w:val="CCCCCC"/>
+          <w:sz w:val="21"/>
+          <w:szCs w:val="21"/>
+        </w:rPr>
+        <w:t>spracuj_vstupy</w:t>
+      </w:r>
+      <w:proofErr w:type="spellEnd"/>
+      <w:r>
+        <w:rPr>
+          <w:rFonts w:ascii="Consolas" w:eastAsia="Times New Roman" w:hAnsi="Consolas" w:cs="Times New Roman"/>
+          <w:color w:val="CCCCCC"/>
+          <w:sz w:val="21"/>
+          <w:szCs w:val="21"/>
+        </w:rPr>
+        <w:t xml:space="preserve">, </w:t>
+      </w:r>
+      <w:proofErr w:type="spellStart"/>
+      <w:r>
+        <w:rPr>
+          <w:rFonts w:ascii="Consolas" w:eastAsia="Times New Roman" w:hAnsi="Consolas" w:cs="Times New Roman"/>
+          <w:color w:val="CCCCCC"/>
+          <w:sz w:val="21"/>
+          <w:szCs w:val="21"/>
+        </w:rPr>
+        <w:t>arg</w:t>
+      </w:r>
+      <w:proofErr w:type="spellEnd"/>
+      <w:proofErr w:type="gramStart"/>
+      <w:r>
+        <w:rPr>
+          <w:rFonts w:ascii="Consolas" w:eastAsia="Times New Roman" w:hAnsi="Consolas" w:cs="Times New Roman"/>
+          <w:color w:val="CCCCCC"/>
+          <w:sz w:val="21"/>
+          <w:szCs w:val="21"/>
+        </w:rPr>
+        <w:t>);</w:t>
+      </w:r>
+      <w:proofErr w:type="gramEnd"/>
+    </w:p>
+    <w:p/>
     <w:p>
       <w:pPr>
         <w:pStyle w:val="Heading3"/>
       </w:pPr>
       <w:bookmarkStart w:id="21" w:name="šifrovaná-komunikácia-bonus-3-body"/>
       <w:bookmarkStart w:id="22" w:name="xor-šifra"/>
-      <w:bookmarkEnd w:id="18"/>
+      <w:bookmarkEnd w:id="19"/>
       <w:bookmarkEnd w:id="20"/>
       <w:r>
-        <w:t>4</w:t>
-      </w:r>
-      <w:r>
-        <w:t>.</w:t>
-      </w:r>
-      <w:r>
-        <w:t>6</w:t>
-      </w:r>
-      <w:r>
-        <w:t xml:space="preserve"> XOR </w:t>
+        <w:t xml:space="preserve">4.6 XOR </w:t>
       </w:r>
       <w:proofErr w:type="spellStart"/>
       <w:r>
@@ -4561,10 +4705,183 @@
         <w:t>Princíp:</w:t>
       </w:r>
       <w:r>
-        <w:t xml:space="preserve"> XOR je symetrická operácia - rovnaká funkcia šifruje aj dešifruje.</w:t>
-      </w:r>
-    </w:p>
-    <w:p/>
+        <w:t xml:space="preserve"> XOR je symetrická </w:t>
+      </w:r>
+      <w:proofErr w:type="spellStart"/>
+      <w:r>
+        <w:t>operácia</w:t>
+      </w:r>
+      <w:proofErr w:type="spellEnd"/>
+      <w:r>
+        <w:t xml:space="preserve"> - </w:t>
+      </w:r>
+      <w:proofErr w:type="spellStart"/>
+      <w:r>
+        <w:t>rovnaká</w:t>
+      </w:r>
+      <w:proofErr w:type="spellEnd"/>
+      <w:r>
+        <w:t xml:space="preserve"> </w:t>
+      </w:r>
+      <w:proofErr w:type="spellStart"/>
+      <w:r>
+        <w:t>funkcia</w:t>
+      </w:r>
+      <w:proofErr w:type="spellEnd"/>
+      <w:r>
+        <w:t xml:space="preserve"> </w:t>
+      </w:r>
+      <w:proofErr w:type="spellStart"/>
+      <w:r>
+        <w:t>šifruje</w:t>
+      </w:r>
+      <w:proofErr w:type="spellEnd"/>
+      <w:r>
+        <w:t xml:space="preserve"> </w:t>
+      </w:r>
+      <w:proofErr w:type="spellStart"/>
+      <w:r>
+        <w:t>aj</w:t>
+      </w:r>
+      <w:proofErr w:type="spellEnd"/>
+      <w:r>
+        <w:t xml:space="preserve"> </w:t>
+      </w:r>
+      <w:proofErr w:type="spellStart"/>
+      <w:r>
+        <w:t>dešifruje</w:t>
+      </w:r>
+      <w:proofErr w:type="spellEnd"/>
+      <w:r>
+        <w:t>.</w:t>
+      </w:r>
+    </w:p>
+    <w:p>
+      <w:pPr>
+        <w:pStyle w:val="BodyText"/>
+      </w:pPr>
+    </w:p>
+    <w:p>
+      <w:pPr>
+        <w:pStyle w:val="BodyText"/>
+      </w:pPr>
+    </w:p>
+    <w:p>
+      <w:pPr>
+        <w:pStyle w:val="BodyText"/>
+      </w:pPr>
+    </w:p>
+    <w:p>
+      <w:pPr>
+        <w:pStyle w:val="BodyText"/>
+      </w:pPr>
+    </w:p>
+    <w:p>
+      <w:pPr>
+        <w:pStyle w:val="Heading3"/>
+      </w:pPr>
+      <w:r>
+        <w:lastRenderedPageBreak/>
+        <w:t xml:space="preserve">4.7 </w:t>
+      </w:r>
+      <w:proofErr w:type="spellStart"/>
+      <w:r>
+        <w:t>Valgrind</w:t>
+      </w:r>
+      <w:proofErr w:type="spellEnd"/>
+      <w:r>
+        <w:t xml:space="preserve"> </w:t>
+      </w:r>
+      <w:proofErr w:type="spellStart"/>
+      <w:r>
+        <w:t>vysledky</w:t>
+      </w:r>
+      <w:proofErr w:type="spellEnd"/>
+    </w:p>
+    <w:p>
+      <w:r>
+        <w:rPr>
+          <w:noProof/>
+        </w:rPr>
+        <w:drawing>
+          <wp:inline distT="0" distB="0" distL="0" distR="0" wp14:anchorId="4CBFC439" wp14:editId="5726B77E">
+            <wp:extent cx="5943600" cy="1660525"/>
+            <wp:effectExtent l="0" t="0" r="0" b="0"/>
+            <wp:docPr id="2055559980" name="Picture 1"/>
+            <wp:cNvGraphicFramePr>
+              <a:graphicFrameLocks xmlns:a="http://schemas.openxmlformats.org/drawingml/2006/main" noChangeAspect="1"/>
+            </wp:cNvGraphicFramePr>
+            <a:graphic xmlns:a="http://schemas.openxmlformats.org/drawingml/2006/main">
+              <a:graphicData uri="http://schemas.openxmlformats.org/drawingml/2006/picture">
+                <pic:pic xmlns:pic="http://schemas.openxmlformats.org/drawingml/2006/picture">
+                  <pic:nvPicPr>
+                    <pic:cNvPr id="2055559980" name=""/>
+                    <pic:cNvPicPr/>
+                  </pic:nvPicPr>
+                  <pic:blipFill>
+                    <a:blip r:embed="rId9"/>
+                    <a:stretch>
+                      <a:fillRect/>
+                    </a:stretch>
+                  </pic:blipFill>
+                  <pic:spPr>
+                    <a:xfrm>
+                      <a:off x="0" y="0"/>
+                      <a:ext cx="5943600" cy="1660525"/>
+                    </a:xfrm>
+                    <a:prstGeom prst="rect">
+                      <a:avLst/>
+                    </a:prstGeom>
+                  </pic:spPr>
+                </pic:pic>
+              </a:graphicData>
+            </a:graphic>
+          </wp:inline>
+        </w:drawing>
+      </w:r>
+    </w:p>
+    <w:p>
+      <w:r>
+        <w:rPr>
+          <w:noProof/>
+        </w:rPr>
+        <w:drawing>
+          <wp:inline distT="0" distB="0" distL="0" distR="0" wp14:anchorId="6E619C1B" wp14:editId="1D5E2CE2">
+            <wp:extent cx="5943600" cy="1861820"/>
+            <wp:effectExtent l="0" t="0" r="0" b="0"/>
+            <wp:docPr id="1334447251" name="Picture 1"/>
+            <wp:cNvGraphicFramePr>
+              <a:graphicFrameLocks xmlns:a="http://schemas.openxmlformats.org/drawingml/2006/main" noChangeAspect="1"/>
+            </wp:cNvGraphicFramePr>
+            <a:graphic xmlns:a="http://schemas.openxmlformats.org/drawingml/2006/main">
+              <a:graphicData uri="http://schemas.openxmlformats.org/drawingml/2006/picture">
+                <pic:pic xmlns:pic="http://schemas.openxmlformats.org/drawingml/2006/picture">
+                  <pic:nvPicPr>
+                    <pic:cNvPr id="1334447251" name=""/>
+                    <pic:cNvPicPr/>
+                  </pic:nvPicPr>
+                  <pic:blipFill>
+                    <a:blip r:embed="rId10"/>
+                    <a:stretch>
+                      <a:fillRect/>
+                    </a:stretch>
+                  </pic:blipFill>
+                  <pic:spPr>
+                    <a:xfrm>
+                      <a:off x="0" y="0"/>
+                      <a:ext cx="5943600" cy="1861820"/>
+                    </a:xfrm>
+                    <a:prstGeom prst="rect">
+                      <a:avLst/>
+                    </a:prstGeom>
+                  </pic:spPr>
+                </pic:pic>
+              </a:graphicData>
+            </a:graphic>
+          </wp:inline>
+        </w:drawing>
+      </w:r>
+    </w:p>
     <w:p>
       <w:pPr>
         <w:pStyle w:val="Heading2"/>
@@ -4573,8 +4890,7 @@
       <w:bookmarkEnd w:id="21"/>
       <w:bookmarkEnd w:id="22"/>
       <w:r>
-        <w:lastRenderedPageBreak/>
-        <w:t>15. POPIS SÚBOROV</w:t>
+        <w:t>5. POPIS SÚBOROV</w:t>
       </w:r>
     </w:p>
     <w:p>
@@ -4660,6 +4976,7 @@
       <w:bookmarkStart w:id="28" w:name="serverlogika.c"/>
       <w:bookmarkEnd w:id="27"/>
       <w:r>
+        <w:lastRenderedPageBreak/>
         <w:t>server/logika.c</w:t>
       </w:r>
     </w:p>
@@ -4732,7 +5049,6 @@
       <w:bookmarkStart w:id="32" w:name="makefile"/>
       <w:bookmarkEnd w:id="31"/>
       <w:r>
-        <w:lastRenderedPageBreak/>
         <w:t>Makefile</w:t>
       </w:r>
     </w:p>
@@ -4762,13 +5078,7 @@
         <w:t xml:space="preserve"> vymaže binárky.</w:t>
       </w:r>
     </w:p>
-    <w:p>
-      <w:r>
-        <w:pict w14:anchorId="615E148E">
-          <v:rect id="_x0000_i1504" style="width:0;height:1.5pt" o:hralign="center" o:hrstd="t" o:hr="t"/>
-        </w:pict>
-      </w:r>
-    </w:p>
+    <w:p/>
     <w:p>
       <w:pPr>
         <w:pStyle w:val="FirstParagraph"/>
@@ -5477,7 +5787,6 @@
   <w:style w:type="character" w:default="1" w:styleId="DefaultParagraphFont">
     <w:name w:val="Default Paragraph Font"/>
     <w:uiPriority w:val="1"/>
-    <w:semiHidden/>
     <w:unhideWhenUsed/>
   </w:style>
   <w:style w:type="table" w:default="1" w:styleId="TableNormal">
